--- a/02_Docs/Manuscript/Draft4.docx
+++ b/02_Docs/Manuscript/Draft4.docx
@@ -846,7 +846,7 @@
           <w:b/>
           <w:bCs/>
         </w:rPr>
-        <w:t>4</w:t>
+        <w:t>3</w:t>
       </w:r>
       <w:r>
         <w:rPr>
@@ -906,11 +906,27 @@
       </w:r>
       <w:proofErr w:type="spellEnd"/>
       <w:r>
-        <w:t xml:space="preserve">. The results support the feasibility of using mechanistic PBPK approach, informed by in vitro parameters as an early </w:t>
+        <w:t xml:space="preserve">. </w:t>
+      </w:r>
+      <w:r>
+        <w:t xml:space="preserve">Whereas the conventional workflow relies on multiple monkey PK studies before model-based first-in-human </w:t>
       </w:r>
       <w:r>
         <w:lastRenderedPageBreak/>
-        <w:t>translational tool for human mAb PK prediction and as a basis for reducing reliance on conventional monkey preclinical PK studies.</w:t>
+        <w:t xml:space="preserve">exposure prediction, the proposed workflow integrates molecule- and target-specific in vitro data into “a priori” PBPK models before in vivo PK testing; data from reduced PK studies together with these PBPK models can then be used to optimize any additional monkey PK studies, only if needed, and to support human PK/exposure prediction while reducing reliance on empirical preclinical species-to-human translation </w:t>
+      </w:r>
+      <w:r>
+        <w:rPr>
+          <w:b/>
+          <w:bCs/>
+        </w:rPr>
+        <w:t>(Figure 4)</w:t>
+      </w:r>
+      <w:r>
+        <w:t xml:space="preserve">. </w:t>
+      </w:r>
+      <w:r>
+        <w:t>The results support the feasibility of using mechanistic PBPK approach, informed by in vitro parameters as an early translational tool for human mAb PK prediction and as a basis for reducing reliance on conventional monkey preclinical PK studies.</w:t>
       </w:r>
       <w:r>
         <w:t xml:space="preserve"> </w:t>
@@ -1020,11 +1036,11 @@
       </w:r>
       <w:proofErr w:type="spellEnd"/>
       <w:r>
-        <w:t xml:space="preserve">, “a priori” PBPK modeling, and reduced-design single-dose in vivo data. Unlike oral, small molecules, where bioavailability, absorption, first-pass metabolism, and metabolic induction can make single-dose behavior less predictive of steady-state exposure, IV mAb PK is generally more amenable to extrapolation from single-dose characterization. Once dose-dependent clearance, relevant mechanistic parameters, and single-dose exposures are adequately characterized, steady-state exposures and accumulation ratios under repeat-dose regimens can be predicted by simulation without requiring a separate multi-dose PK study. This is supported by preclinical and clinical evidence showing that mAb PK parameters estimated from single ascending IV doses in cynomolgus monkeys can accurately predict multi-dose exposure profiles, with clearance at target-saturating concentrations translating reliably to humans [PMIDs: 20962582, 21241072]. Within a PBPK framework incorporating the key mechanistic determinants of mAb PK, a well-characterized single-dose dataset can therefore provide a mechanistically sufficient basis for projecting repeat-dose PK in monkeys. This strategy is also complementary to other animal-use reduction approaches in preclinical mAb development; for example, PK/TK sampling embedded within dose-range finding toxicology or GLP repeat-dose toxicology studies can provide repeat-dose exposure characterization without a dedicated standalone PK study [PMID: 23524271], further compressing the preclinical package while preserving scientific rigor. Once IV PK is adequately characterized, the same framework can be extended to subcutaneous mAb predictions by incorporating absorption-related processes such as lymphatic uptake, pre-systemic catabolism, bioavailability, and formulation- or injection-site–dependent </w:t>
+        <w:t>, “a priori” PBPK modeling, and reduced-design single-dose in vivo data. Unlike oral, small molecules, where bioavailability, absorption, first-pass metabolism, and metabolic induction can make single-dose behavior less predictive of steady-state exposure, IV mAb PK is generally more amenable to extrapolation from single-dose characterization. Once dose-dependent clearance, relevant mechanistic parameters, and single-dose exposures are adequately characterized, steady-state exposures and accumulation ratios under repeat-dose regimens can be predicted by simulation without requiring a separate multi-dose PK study. This is supported by preclinical and clinical evidence showing that mAb PK parameters estimated from single ascending IV doses in cynomolgus monkeys can accurately predict multi-dose exposure profiles, with clearance at target-saturating concentrations translating reliably to humans [PMIDs: 20962582, 21241072]. Within a PBPK framework incorporating the key mechanistic determinants of mAb PK, a well-characterized single-dose dataset can therefore provide a mechanistically sufficient basis for projecting repeat-dose PK in monkeys. This strategy is also complementary to other animal-use reduction approaches in preclinical mAb development; for example, PK/TK sampling embedded within dose-</w:t>
       </w:r>
       <w:r>
         <w:lastRenderedPageBreak/>
-        <w:t xml:space="preserve">absorption kinetics. Lessons learned from </w:t>
+        <w:t xml:space="preserve">range finding toxicology or GLP repeat-dose toxicology studies can provide repeat-dose exposure characterization without a dedicated standalone PK study [PMID: 23524271], further compressing the preclinical package while preserving scientific rigor. Once IV PK is adequately characterized, the same framework can be extended to subcutaneous mAb predictions by incorporating absorption-related processes such as lymphatic uptake, pre-systemic catabolism, bioavailability, and formulation- or injection-site–dependent absorption kinetics. Lessons learned from </w:t>
       </w:r>
       <w:proofErr w:type="spellStart"/>
       <w:r>
@@ -1032,19 +1048,7 @@
       </w:r>
       <w:proofErr w:type="spellEnd"/>
       <w:r>
-        <w:t xml:space="preserve"> can subsequently inform analogous PBPK, or hybrid PBPK-QSP, workflows for other modalities, including bispecific antibodies, antibody-drug conjugates, fusion proteins, and gene or cell therapy platforms, where PK, biodistribution, target engagement, and safety are tightly linked. Together, these considerations support IV single-dose mAb PBPK evaluation as a scientifically justified and </w:t>
-      </w:r>
-      <w:r>
-        <w:t xml:space="preserve">reduction in </w:t>
-      </w:r>
-      <w:r>
-        <w:t>animal</w:t>
-      </w:r>
-      <w:r>
-        <w:t xml:space="preserve"> use</w:t>
-      </w:r>
-      <w:r>
-        <w:t xml:space="preserve"> foundation for predicting repeat-dose exposure and informing broader “a priori” NAM-based workflows across therapeutic modalities.</w:t>
+        <w:t xml:space="preserve"> can subsequently inform analogous PBPK, or hybrid PBPK-QSP, workflows for other modalities, including bispecific antibodies, antibody-drug conjugates, fusion proteins, and gene or cell therapy platforms, where PK, biodistribution, target engagement, and safety are tightly linked. Together, these considerations support IV single-dose mAb PBPK evaluation as a scientifically justified and reduction in animal use foundation for predicting repeat-dose exposure and informing broader “a priori” NAM-based workflows across therapeutic modalities.</w:t>
       </w:r>
     </w:p>
     <w:p>
@@ -1127,7 +1131,11 @@
         <w:t xml:space="preserve">to </w:t>
       </w:r>
       <w:r>
-        <w:t>be designed to address specific uncertainty rather than to broadly characterize PK.</w:t>
+        <w:t xml:space="preserve">be designed to address specific uncertainty rather than to </w:t>
+      </w:r>
+      <w:r>
+        <w:lastRenderedPageBreak/>
+        <w:t>broadly characterize PK.</w:t>
       </w:r>
       <w:r>
         <w:t xml:space="preserve"> </w:t>
@@ -1147,11 +1155,7 @@
       </w:r>
       <w:proofErr w:type="spellEnd"/>
       <w:r>
-        <w:t xml:space="preserve"> across different targets, PK behaviors, target-expression patterns, and degrees of species cross-reactivity. Ideally, prospective evaluations should generate standardized in vitro input data, perform “a priori” PBPK simulations before in vivo PK data are available, prespecify quantitative success criteria, and then compare predictions with </w:t>
-      </w:r>
-      <w:r>
-        <w:lastRenderedPageBreak/>
-        <w:t xml:space="preserve">observed monkey and human PK outcomes. This evidence base </w:t>
+        <w:t xml:space="preserve"> across different targets, PK behaviors, target-expression patterns, and degrees of species cross-reactivity. Ideally, prospective evaluations should generate standardized in vitro input data, perform “a priori” PBPK simulations before in vivo PK data are available, prespecify quantitative success criteria, and then compare predictions with observed monkey and human PK outcomes. This evidence base </w:t>
       </w:r>
       <w:r>
         <w:t>can help</w:t>
@@ -1280,10 +1284,7 @@
         <w:t>s</w:t>
       </w:r>
       <w:r>
-        <w:t xml:space="preserve"> can serve as a targeted confirmatory step rather than defaulting to conventional larger </w:t>
-      </w:r>
-      <w:r>
-        <w:t>explorat</w:t>
+        <w:t xml:space="preserve"> can serve as a targeted confirmatory step rather than defaulting to conventional larger explorat</w:t>
       </w:r>
       <w:r>
         <w:t>ory</w:t>
@@ -1315,6 +1316,7 @@
         <w:pStyle w:val="Heading1"/>
       </w:pPr>
       <w:r>
+        <w:lastRenderedPageBreak/>
         <w:t>References</w:t>
       </w:r>
     </w:p>
@@ -1362,102 +1364,7 @@
           <w:b/>
           <w:bCs/>
         </w:rPr>
-        <w:t xml:space="preserve">. Proposed “a priori” PBPK workflow for monoclonal antibody PK translation as a NAM. </w:t>
-      </w:r>
-      <w:r>
-        <w:t xml:space="preserve">The conventional workflow relies on </w:t>
-      </w:r>
-      <w:r>
-        <w:t xml:space="preserve">multiple </w:t>
-      </w:r>
-      <w:r>
-        <w:t xml:space="preserve">monkey PK studies before model-based first-in-human exposure prediction. In the proposed workflow, molecule- and target-specific in vitro data are integrated into “a priori” PBPK models before in vivo PK testing. Then, data from reduced PK studies along with PBPK models can be used to optimize any additional monkey PK studies (only if needed), support human PK/exposure prediction while reducing reliance on empirical preclinical species to human translation. FIH = first-in-human; PBPK = physiologically based pharmacokinetics. Figure generated with GPT-5.5. </w:t>
-      </w:r>
-    </w:p>
-    <w:p>
-      <w:pPr>
-        <w:rPr>
-          <w:rFonts w:asciiTheme="majorHAnsi" w:eastAsiaTheme="majorEastAsia" w:hAnsiTheme="majorHAnsi" w:cstheme="majorBidi"/>
-          <w:b/>
-          <w:sz w:val="40"/>
-          <w:szCs w:val="40"/>
-        </w:rPr>
-      </w:pPr>
-      <w:r>
-        <w:rPr>
-          <w:rFonts w:asciiTheme="majorHAnsi" w:eastAsiaTheme="majorEastAsia" w:hAnsiTheme="majorHAnsi" w:cstheme="majorBidi"/>
-          <w:b/>
-          <w:sz w:val="40"/>
-          <w:szCs w:val="40"/>
-        </w:rPr>
-        <w:drawing>
-          <wp:inline distT="0" distB="0" distL="0" distR="0" wp14:anchorId="2EE23A80" wp14:editId="7069896A">
-            <wp:extent cx="6514815" cy="3327010"/>
-            <wp:effectExtent l="0" t="0" r="0" b="0"/>
-            <wp:docPr id="572495126" name="Picture 1"/>
-            <wp:cNvGraphicFramePr>
-              <a:graphicFrameLocks xmlns:a="http://schemas.openxmlformats.org/drawingml/2006/main" noChangeAspect="1"/>
-            </wp:cNvGraphicFramePr>
-            <a:graphic xmlns:a="http://schemas.openxmlformats.org/drawingml/2006/main">
-              <a:graphicData uri="http://schemas.openxmlformats.org/drawingml/2006/picture">
-                <pic:pic xmlns:pic="http://schemas.openxmlformats.org/drawingml/2006/picture">
-                  <pic:nvPicPr>
-                    <pic:cNvPr id="572495126" name=""/>
-                    <pic:cNvPicPr/>
-                  </pic:nvPicPr>
-                  <pic:blipFill>
-                    <a:blip r:embed="rId4"/>
-                    <a:stretch>
-                      <a:fillRect/>
-                    </a:stretch>
-                  </pic:blipFill>
-                  <pic:spPr>
-                    <a:xfrm>
-                      <a:off x="0" y="0"/>
-                      <a:ext cx="6522527" cy="3330948"/>
-                    </a:xfrm>
-                    <a:prstGeom prst="rect">
-                      <a:avLst/>
-                    </a:prstGeom>
-                  </pic:spPr>
-                </pic:pic>
-              </a:graphicData>
-            </a:graphic>
-          </wp:inline>
-        </w:drawing>
-      </w:r>
-    </w:p>
-    <w:p>
-      <w:pPr>
-        <w:rPr>
-          <w:rFonts w:asciiTheme="majorHAnsi" w:eastAsiaTheme="majorEastAsia" w:hAnsiTheme="majorHAnsi" w:cstheme="majorBidi"/>
-          <w:b/>
-          <w:sz w:val="40"/>
-          <w:szCs w:val="40"/>
-        </w:rPr>
-      </w:pPr>
-    </w:p>
-    <w:p>
-      <w:pPr>
-        <w:rPr>
-          <w:rFonts w:asciiTheme="majorHAnsi" w:eastAsiaTheme="majorEastAsia" w:hAnsiTheme="majorHAnsi" w:cstheme="majorBidi"/>
-          <w:b/>
-          <w:sz w:val="40"/>
-          <w:szCs w:val="40"/>
-        </w:rPr>
-      </w:pPr>
-      <w:r>
-        <w:br w:type="page"/>
-      </w:r>
-    </w:p>
-    <w:p>
-      <w:r>
-        <w:rPr>
-          <w:b/>
-          <w:bCs/>
-        </w:rPr>
-        <w:lastRenderedPageBreak/>
-        <w:t xml:space="preserve">Figure 2. </w:t>
+        <w:t xml:space="preserve">. </w:t>
       </w:r>
       <w:r>
         <w:rPr>
@@ -1523,7 +1430,7 @@
                     </pic:cNvPicPr>
                   </pic:nvPicPr>
                   <pic:blipFill>
-                    <a:blip r:embed="rId5"/>
+                    <a:blip r:embed="rId6"/>
                     <a:srcRect t="5536"/>
                     <a:stretch>
                       <a:fillRect/>
@@ -1597,7 +1504,7 @@
                     </pic:cNvPicPr>
                   </pic:nvPicPr>
                   <pic:blipFill>
-                    <a:blip r:embed="rId6"/>
+                    <a:blip r:embed="rId7"/>
                     <a:srcRect t="5649"/>
                     <a:stretch>
                       <a:fillRect/>
@@ -1667,7 +1574,21 @@
           <w:bCs/>
         </w:rPr>
         <w:lastRenderedPageBreak/>
-        <w:t>Figure 3.</w:t>
+        <w:t xml:space="preserve">Figure </w:t>
+      </w:r>
+      <w:r>
+        <w:rPr>
+          <w:b/>
+          <w:bCs/>
+        </w:rPr>
+        <w:t>2</w:t>
+      </w:r>
+      <w:r>
+        <w:rPr>
+          <w:b/>
+          <w:bCs/>
+        </w:rPr>
+        <w:t>.</w:t>
       </w:r>
       <w:r>
         <w:rPr>
@@ -1742,7 +1663,7 @@
                     </pic:cNvPicPr>
                   </pic:nvPicPr>
                   <pic:blipFill>
-                    <a:blip r:embed="rId7"/>
+                    <a:blip r:embed="rId8"/>
                     <a:srcRect t="6865"/>
                     <a:stretch>
                       <a:fillRect/>
@@ -1800,7 +1721,7 @@
                     </pic:cNvPicPr>
                   </pic:nvPicPr>
                   <pic:blipFill>
-                    <a:blip r:embed="rId8"/>
+                    <a:blip r:embed="rId9"/>
                     <a:srcRect t="5349"/>
                     <a:stretch>
                       <a:fillRect/>
@@ -1901,7 +1822,7 @@
           <w:b/>
           <w:bCs/>
         </w:rPr>
-        <w:t>4</w:t>
+        <w:t>3</w:t>
       </w:r>
       <w:r>
         <w:rPr>
@@ -1964,7 +1885,7 @@
                     <pic:cNvPicPr/>
                   </pic:nvPicPr>
                   <pic:blipFill>
-                    <a:blip r:embed="rId9" cstate="print">
+                    <a:blip r:embed="rId10" cstate="print">
                       <a:extLst>
                         <a:ext uri="{28A0092B-C50C-407E-A947-70E740481C1C}">
                           <a14:useLocalDpi xmlns:a14="http://schemas.microsoft.com/office/drawing/2010/main" val="0"/>
@@ -1995,6 +1916,109 @@
       <w:pPr>
         <w:rPr>
           <w:rFonts w:asciiTheme="majorHAnsi" w:eastAsiaTheme="majorEastAsia" w:hAnsiTheme="majorHAnsi" w:cstheme="majorBidi"/>
+          <w:sz w:val="40"/>
+          <w:szCs w:val="40"/>
+        </w:rPr>
+      </w:pPr>
+      <w:r>
+        <w:br w:type="page"/>
+      </w:r>
+    </w:p>
+    <w:p>
+      <w:r>
+        <w:rPr>
+          <w:b/>
+          <w:bCs/>
+        </w:rPr>
+        <w:lastRenderedPageBreak/>
+        <w:t xml:space="preserve">Figure </w:t>
+      </w:r>
+      <w:r>
+        <w:rPr>
+          <w:b/>
+          <w:bCs/>
+        </w:rPr>
+        <w:t>4</w:t>
+      </w:r>
+      <w:r>
+        <w:rPr>
+          <w:b/>
+          <w:bCs/>
+        </w:rPr>
+        <w:t xml:space="preserve">. Proposed “a priori” PBPK workflow for monoclonal antibody PK translation as a NAM. </w:t>
+      </w:r>
+      <w:r>
+        <w:t xml:space="preserve">The conventional workflow relies on multiple monkey PK studies before model-based first-in-human exposure prediction. In the proposed workflow, molecule- and target-specific in vitro data are integrated into “a priori” PBPK models before in vivo PK testing. Then, data from reduced PK studies along with PBPK models can be used to optimize any additional monkey PK studies (only if needed), support human PK/exposure prediction while reducing reliance on empirical preclinical species to human translation. FIH = first-in-human; PBPK = physiologically based pharmacokinetics. Figure generated with GPT-5.5. </w:t>
+      </w:r>
+    </w:p>
+    <w:p>
+      <w:pPr>
+        <w:rPr>
+          <w:rFonts w:asciiTheme="majorHAnsi" w:eastAsiaTheme="majorEastAsia" w:hAnsiTheme="majorHAnsi" w:cstheme="majorBidi"/>
+          <w:b/>
+          <w:sz w:val="40"/>
+          <w:szCs w:val="40"/>
+        </w:rPr>
+      </w:pPr>
+      <w:r>
+        <w:rPr>
+          <w:rFonts w:asciiTheme="majorHAnsi" w:eastAsiaTheme="majorEastAsia" w:hAnsiTheme="majorHAnsi" w:cstheme="majorBidi"/>
+          <w:b/>
+          <w:sz w:val="40"/>
+          <w:szCs w:val="40"/>
+        </w:rPr>
+        <w:drawing>
+          <wp:inline distT="0" distB="0" distL="0" distR="0" wp14:anchorId="015E42B9" wp14:editId="17CD3321">
+            <wp:extent cx="6659069" cy="3327400"/>
+            <wp:effectExtent l="0" t="0" r="0" b="0"/>
+            <wp:docPr id="944572866" name="Picture 1"/>
+            <wp:cNvGraphicFramePr>
+              <a:graphicFrameLocks xmlns:a="http://schemas.openxmlformats.org/drawingml/2006/main" noChangeAspect="1"/>
+            </wp:cNvGraphicFramePr>
+            <a:graphic xmlns:a="http://schemas.openxmlformats.org/drawingml/2006/main">
+              <a:graphicData uri="http://schemas.openxmlformats.org/drawingml/2006/picture">
+                <pic:pic xmlns:pic="http://schemas.openxmlformats.org/drawingml/2006/picture">
+                  <pic:nvPicPr>
+                    <pic:cNvPr id="944572866" name=""/>
+                    <pic:cNvPicPr/>
+                  </pic:nvPicPr>
+                  <pic:blipFill>
+                    <a:blip r:embed="rId11"/>
+                    <a:stretch>
+                      <a:fillRect/>
+                    </a:stretch>
+                  </pic:blipFill>
+                  <pic:spPr>
+                    <a:xfrm>
+                      <a:off x="0" y="0"/>
+                      <a:ext cx="6662824" cy="3329276"/>
+                    </a:xfrm>
+                    <a:prstGeom prst="rect">
+                      <a:avLst/>
+                    </a:prstGeom>
+                  </pic:spPr>
+                </pic:pic>
+              </a:graphicData>
+            </a:graphic>
+          </wp:inline>
+        </w:drawing>
+      </w:r>
+    </w:p>
+    <w:p>
+      <w:pPr>
+        <w:rPr>
+          <w:rFonts w:asciiTheme="majorHAnsi" w:eastAsiaTheme="majorEastAsia" w:hAnsiTheme="majorHAnsi" w:cstheme="majorBidi"/>
+          <w:b/>
+          <w:sz w:val="40"/>
+          <w:szCs w:val="40"/>
+        </w:rPr>
+      </w:pPr>
+    </w:p>
+    <w:p>
+      <w:pPr>
+        <w:rPr>
+          <w:rFonts w:asciiTheme="majorHAnsi" w:eastAsiaTheme="majorEastAsia" w:hAnsiTheme="majorHAnsi" w:cstheme="majorBidi"/>
+          <w:b/>
           <w:sz w:val="40"/>
           <w:szCs w:val="40"/>
         </w:rPr>
@@ -8622,7 +8646,7 @@
       <w:r>
         <w:t xml:space="preserve">: </w:t>
       </w:r>
-      <w:hyperlink r:id="rId10" w:history="1">
+      <w:hyperlink r:id="rId12" w:history="1">
         <w:r>
           <w:rPr>
             <w:rStyle w:val="Hyperlink"/>
@@ -8666,6 +8690,12 @@
       </w:r>
     </w:p>
     <w:sectPr>
+      <w:headerReference w:type="even" r:id="rId13"/>
+      <w:headerReference w:type="default" r:id="rId14"/>
+      <w:footerReference w:type="even" r:id="rId15"/>
+      <w:footerReference w:type="default" r:id="rId16"/>
+      <w:headerReference w:type="first" r:id="rId17"/>
+      <w:footerReference w:type="first" r:id="rId18"/>
       <w:pgSz w:w="12240" w:h="15840"/>
       <w:pgMar w:top="1440" w:right="1440" w:bottom="1440" w:left="1440" w:header="0" w:footer="0" w:gutter="0"/>
       <w:cols w:space="720"/>
@@ -8674,6 +8704,116 @@
     </w:sectPr>
   </w:body>
 </w:document>
+</file>
+
+<file path=word/endnotes.xml><?xml version="1.0" encoding="utf-8"?>
+<w:endnotes xmlns:wpc="http://schemas.microsoft.com/office/word/2010/wordprocessingCanvas" xmlns:cx="http://schemas.microsoft.com/office/drawing/2014/chartex" xmlns:cx1="http://schemas.microsoft.com/office/drawing/2015/9/8/chartex" xmlns:cx2="http://schemas.microsoft.com/office/drawing/2015/10/21/chartex" xmlns:cx3="http://schemas.microsoft.com/office/drawing/2016/5/9/chartex" xmlns:cx4="http://schemas.microsoft.com/office/drawing/2016/5/10/chartex" xmlns:cx5="http://schemas.microsoft.com/office/drawing/2016/5/11/chartex" xmlns:cx6="http://schemas.microsoft.com/office/drawing/2016/5/12/chartex" xmlns:cx7="http://schemas.microsoft.com/office/drawing/2016/5/13/chartex" xmlns:cx8="http://schemas.microsoft.com/office/drawing/2016/5/14/chartex" xmlns:mc="http://schemas.openxmlformats.org/markup-compatibility/2006" xmlns:aink="http://schemas.microsoft.com/office/drawing/2016/ink" xmlns:am3d="http://schemas.microsoft.com/office/drawing/2017/model3d" xmlns:o="urn:schemas-microsoft-com:office:office" xmlns:oel="http://schemas.microsoft.com/office/2019/extlst" xmlns:r="http://schemas.openxmlformats.org/officeDocument/2006/relationships" xmlns:m="http://schemas.openxmlformats.org/officeDocument/2006/math" xmlns:v="urn:schemas-microsoft-com:vml" xmlns:wp14="http://schemas.microsoft.com/office/word/2010/wordprocessingDrawing" xmlns:wp="http://schemas.openxmlformats.org/drawingml/2006/wordprocessingDrawing" xmlns:w10="urn:schemas-microsoft-com:office:word" xmlns:w="http://schemas.openxmlformats.org/wordprocessingml/2006/main" xmlns:w14="http://schemas.microsoft.com/office/word/2010/wordml" xmlns:w15="http://schemas.microsoft.com/office/word/2012/wordml" xmlns:w16cex="http://schemas.microsoft.com/office/word/2018/wordml/cex" xmlns:w16cid="http://schemas.microsoft.com/office/word/2016/wordml/cid" xmlns:w16="http://schemas.microsoft.com/office/word/2018/wordml" xmlns:w16du="http://schemas.microsoft.com/office/word/2023/wordml/word16du" xmlns:w16sdtdh="http://schemas.microsoft.com/office/word/2020/wordml/sdtdatahash" xmlns:w16sdtfl="http://schemas.microsoft.com/office/word/2024/wordml/sdtformatlock" xmlns:w16se="http://schemas.microsoft.com/office/word/2015/wordml/symex" xmlns:wpg="http://schemas.microsoft.com/office/word/2010/wordprocessingGroup" xmlns:wpi="http://schemas.microsoft.com/office/word/2010/wordprocessingInk" xmlns:wne="http://schemas.microsoft.com/office/word/2006/wordml" xmlns:wps="http://schemas.microsoft.com/office/word/2010/wordprocessingShape" mc:Ignorable="w14 w15 w16se w16cid w16 w16cex w16sdtdh w16sdtfl w16du wp14">
+  <w:endnote w:type="separator" w:id="-1">
+    <w:p>
+      <w:pPr>
+        <w:spacing w:after="0" w:line="240" w:lineRule="auto"/>
+      </w:pPr>
+      <w:r>
+        <w:separator/>
+      </w:r>
+    </w:p>
+  </w:endnote>
+  <w:endnote w:type="continuationSeparator" w:id="0">
+    <w:p>
+      <w:pPr>
+        <w:spacing w:after="0" w:line="240" w:lineRule="auto"/>
+      </w:pPr>
+      <w:r>
+        <w:continuationSeparator/>
+      </w:r>
+    </w:p>
+  </w:endnote>
+</w:endnotes>
+</file>
+
+<file path=word/footer1.xml><?xml version="1.0" encoding="utf-8"?>
+<w:ftr xmlns:wpc="http://schemas.microsoft.com/office/word/2010/wordprocessingCanvas" xmlns:cx="http://schemas.microsoft.com/office/drawing/2014/chartex" xmlns:cx1="http://schemas.microsoft.com/office/drawing/2015/9/8/chartex" xmlns:cx2="http://schemas.microsoft.com/office/drawing/2015/10/21/chartex" xmlns:cx3="http://schemas.microsoft.com/office/drawing/2016/5/9/chartex" xmlns:cx4="http://schemas.microsoft.com/office/drawing/2016/5/10/chartex" xmlns:cx5="http://schemas.microsoft.com/office/drawing/2016/5/11/chartex" xmlns:cx6="http://schemas.microsoft.com/office/drawing/2016/5/12/chartex" xmlns:cx7="http://schemas.microsoft.com/office/drawing/2016/5/13/chartex" xmlns:cx8="http://schemas.microsoft.com/office/drawing/2016/5/14/chartex" xmlns:mc="http://schemas.openxmlformats.org/markup-compatibility/2006" xmlns:aink="http://schemas.microsoft.com/office/drawing/2016/ink" xmlns:am3d="http://schemas.microsoft.com/office/drawing/2017/model3d" xmlns:o="urn:schemas-microsoft-com:office:office" xmlns:oel="http://schemas.microsoft.com/office/2019/extlst" xmlns:r="http://schemas.openxmlformats.org/officeDocument/2006/relationships" xmlns:m="http://schemas.openxmlformats.org/officeDocument/2006/math" xmlns:v="urn:schemas-microsoft-com:vml" xmlns:wp14="http://schemas.microsoft.com/office/word/2010/wordprocessingDrawing" xmlns:wp="http://schemas.openxmlformats.org/drawingml/2006/wordprocessingDrawing" xmlns:w10="urn:schemas-microsoft-com:office:word" xmlns:w="http://schemas.openxmlformats.org/wordprocessingml/2006/main" xmlns:w14="http://schemas.microsoft.com/office/word/2010/wordml" xmlns:w15="http://schemas.microsoft.com/office/word/2012/wordml" xmlns:w16cex="http://schemas.microsoft.com/office/word/2018/wordml/cex" xmlns:w16cid="http://schemas.microsoft.com/office/word/2016/wordml/cid" xmlns:w16="http://schemas.microsoft.com/office/word/2018/wordml" xmlns:w16du="http://schemas.microsoft.com/office/word/2023/wordml/word16du" xmlns:w16sdtdh="http://schemas.microsoft.com/office/word/2020/wordml/sdtdatahash" xmlns:w16sdtfl="http://schemas.microsoft.com/office/word/2024/wordml/sdtformatlock" xmlns:w16se="http://schemas.microsoft.com/office/word/2015/wordml/symex" xmlns:wpg="http://schemas.microsoft.com/office/word/2010/wordprocessingGroup" xmlns:wpi="http://schemas.microsoft.com/office/word/2010/wordprocessingInk" xmlns:wne="http://schemas.microsoft.com/office/word/2006/wordml" xmlns:wps="http://schemas.microsoft.com/office/word/2010/wordprocessingShape" mc:Ignorable="w14 w15 w16se w16cid w16 w16cex w16sdtdh w16sdtfl w16du wp14">
+  <w:p>
+    <w:pPr>
+      <w:pStyle w:val="Footer"/>
+    </w:pPr>
+  </w:p>
+</w:ftr>
+</file>
+
+<file path=word/footer2.xml><?xml version="1.0" encoding="utf-8"?>
+<w:ftr xmlns:wpc="http://schemas.microsoft.com/office/word/2010/wordprocessingCanvas" xmlns:cx="http://schemas.microsoft.com/office/drawing/2014/chartex" xmlns:cx1="http://schemas.microsoft.com/office/drawing/2015/9/8/chartex" xmlns:cx2="http://schemas.microsoft.com/office/drawing/2015/10/21/chartex" xmlns:cx3="http://schemas.microsoft.com/office/drawing/2016/5/9/chartex" xmlns:cx4="http://schemas.microsoft.com/office/drawing/2016/5/10/chartex" xmlns:cx5="http://schemas.microsoft.com/office/drawing/2016/5/11/chartex" xmlns:cx6="http://schemas.microsoft.com/office/drawing/2016/5/12/chartex" xmlns:cx7="http://schemas.microsoft.com/office/drawing/2016/5/13/chartex" xmlns:cx8="http://schemas.microsoft.com/office/drawing/2016/5/14/chartex" xmlns:mc="http://schemas.openxmlformats.org/markup-compatibility/2006" xmlns:aink="http://schemas.microsoft.com/office/drawing/2016/ink" xmlns:am3d="http://schemas.microsoft.com/office/drawing/2017/model3d" xmlns:o="urn:schemas-microsoft-com:office:office" xmlns:oel="http://schemas.microsoft.com/office/2019/extlst" xmlns:r="http://schemas.openxmlformats.org/officeDocument/2006/relationships" xmlns:m="http://schemas.openxmlformats.org/officeDocument/2006/math" xmlns:v="urn:schemas-microsoft-com:vml" xmlns:wp14="http://schemas.microsoft.com/office/word/2010/wordprocessingDrawing" xmlns:wp="http://schemas.openxmlformats.org/drawingml/2006/wordprocessingDrawing" xmlns:w10="urn:schemas-microsoft-com:office:word" xmlns:w="http://schemas.openxmlformats.org/wordprocessingml/2006/main" xmlns:w14="http://schemas.microsoft.com/office/word/2010/wordml" xmlns:w15="http://schemas.microsoft.com/office/word/2012/wordml" xmlns:w16cex="http://schemas.microsoft.com/office/word/2018/wordml/cex" xmlns:w16cid="http://schemas.microsoft.com/office/word/2016/wordml/cid" xmlns:w16="http://schemas.microsoft.com/office/word/2018/wordml" xmlns:w16du="http://schemas.microsoft.com/office/word/2023/wordml/word16du" xmlns:w16sdtdh="http://schemas.microsoft.com/office/word/2020/wordml/sdtdatahash" xmlns:w16sdtfl="http://schemas.microsoft.com/office/word/2024/wordml/sdtformatlock" xmlns:w16se="http://schemas.microsoft.com/office/word/2015/wordml/symex" xmlns:wpg="http://schemas.microsoft.com/office/word/2010/wordprocessingGroup" xmlns:wpi="http://schemas.microsoft.com/office/word/2010/wordprocessingInk" xmlns:wne="http://schemas.microsoft.com/office/word/2006/wordml" xmlns:wps="http://schemas.microsoft.com/office/word/2010/wordprocessingShape" mc:Ignorable="w14 w15 w16se w16cid w16 w16cex w16sdtdh w16sdtfl w16du wp14">
+  <w:p>
+    <w:pPr>
+      <w:pStyle w:val="Footer"/>
+    </w:pPr>
+  </w:p>
+</w:ftr>
+</file>
+
+<file path=word/footer3.xml><?xml version="1.0" encoding="utf-8"?>
+<w:ftr xmlns:wpc="http://schemas.microsoft.com/office/word/2010/wordprocessingCanvas" xmlns:cx="http://schemas.microsoft.com/office/drawing/2014/chartex" xmlns:cx1="http://schemas.microsoft.com/office/drawing/2015/9/8/chartex" xmlns:cx2="http://schemas.microsoft.com/office/drawing/2015/10/21/chartex" xmlns:cx3="http://schemas.microsoft.com/office/drawing/2016/5/9/chartex" xmlns:cx4="http://schemas.microsoft.com/office/drawing/2016/5/10/chartex" xmlns:cx5="http://schemas.microsoft.com/office/drawing/2016/5/11/chartex" xmlns:cx6="http://schemas.microsoft.com/office/drawing/2016/5/12/chartex" xmlns:cx7="http://schemas.microsoft.com/office/drawing/2016/5/13/chartex" xmlns:cx8="http://schemas.microsoft.com/office/drawing/2016/5/14/chartex" xmlns:mc="http://schemas.openxmlformats.org/markup-compatibility/2006" xmlns:aink="http://schemas.microsoft.com/office/drawing/2016/ink" xmlns:am3d="http://schemas.microsoft.com/office/drawing/2017/model3d" xmlns:o="urn:schemas-microsoft-com:office:office" xmlns:oel="http://schemas.microsoft.com/office/2019/extlst" xmlns:r="http://schemas.openxmlformats.org/officeDocument/2006/relationships" xmlns:m="http://schemas.openxmlformats.org/officeDocument/2006/math" xmlns:v="urn:schemas-microsoft-com:vml" xmlns:wp14="http://schemas.microsoft.com/office/word/2010/wordprocessingDrawing" xmlns:wp="http://schemas.openxmlformats.org/drawingml/2006/wordprocessingDrawing" xmlns:w10="urn:schemas-microsoft-com:office:word" xmlns:w="http://schemas.openxmlformats.org/wordprocessingml/2006/main" xmlns:w14="http://schemas.microsoft.com/office/word/2010/wordml" xmlns:w15="http://schemas.microsoft.com/office/word/2012/wordml" xmlns:w16cex="http://schemas.microsoft.com/office/word/2018/wordml/cex" xmlns:w16cid="http://schemas.microsoft.com/office/word/2016/wordml/cid" xmlns:w16="http://schemas.microsoft.com/office/word/2018/wordml" xmlns:w16du="http://schemas.microsoft.com/office/word/2023/wordml/word16du" xmlns:w16sdtdh="http://schemas.microsoft.com/office/word/2020/wordml/sdtdatahash" xmlns:w16sdtfl="http://schemas.microsoft.com/office/word/2024/wordml/sdtformatlock" xmlns:w16se="http://schemas.microsoft.com/office/word/2015/wordml/symex" xmlns:wpg="http://schemas.microsoft.com/office/word/2010/wordprocessingGroup" xmlns:wpi="http://schemas.microsoft.com/office/word/2010/wordprocessingInk" xmlns:wne="http://schemas.microsoft.com/office/word/2006/wordml" xmlns:wps="http://schemas.microsoft.com/office/word/2010/wordprocessingShape" mc:Ignorable="w14 w15 w16se w16cid w16 w16cex w16sdtdh w16sdtfl w16du wp14">
+  <w:p>
+    <w:pPr>
+      <w:pStyle w:val="Footer"/>
+    </w:pPr>
+  </w:p>
+</w:ftr>
+</file>
+
+<file path=word/footnotes.xml><?xml version="1.0" encoding="utf-8"?>
+<w:footnotes xmlns:wpc="http://schemas.microsoft.com/office/word/2010/wordprocessingCanvas" xmlns:cx="http://schemas.microsoft.com/office/drawing/2014/chartex" xmlns:cx1="http://schemas.microsoft.com/office/drawing/2015/9/8/chartex" xmlns:cx2="http://schemas.microsoft.com/office/drawing/2015/10/21/chartex" xmlns:cx3="http://schemas.microsoft.com/office/drawing/2016/5/9/chartex" xmlns:cx4="http://schemas.microsoft.com/office/drawing/2016/5/10/chartex" xmlns:cx5="http://schemas.microsoft.com/office/drawing/2016/5/11/chartex" xmlns:cx6="http://schemas.microsoft.com/office/drawing/2016/5/12/chartex" xmlns:cx7="http://schemas.microsoft.com/office/drawing/2016/5/13/chartex" xmlns:cx8="http://schemas.microsoft.com/office/drawing/2016/5/14/chartex" xmlns:mc="http://schemas.openxmlformats.org/markup-compatibility/2006" xmlns:aink="http://schemas.microsoft.com/office/drawing/2016/ink" xmlns:am3d="http://schemas.microsoft.com/office/drawing/2017/model3d" xmlns:o="urn:schemas-microsoft-com:office:office" xmlns:oel="http://schemas.microsoft.com/office/2019/extlst" xmlns:r="http://schemas.openxmlformats.org/officeDocument/2006/relationships" xmlns:m="http://schemas.openxmlformats.org/officeDocument/2006/math" xmlns:v="urn:schemas-microsoft-com:vml" xmlns:wp14="http://schemas.microsoft.com/office/word/2010/wordprocessingDrawing" xmlns:wp="http://schemas.openxmlformats.org/drawingml/2006/wordprocessingDrawing" xmlns:w10="urn:schemas-microsoft-com:office:word" xmlns:w="http://schemas.openxmlformats.org/wordprocessingml/2006/main" xmlns:w14="http://schemas.microsoft.com/office/word/2010/wordml" xmlns:w15="http://schemas.microsoft.com/office/word/2012/wordml" xmlns:w16cex="http://schemas.microsoft.com/office/word/2018/wordml/cex" xmlns:w16cid="http://schemas.microsoft.com/office/word/2016/wordml/cid" xmlns:w16="http://schemas.microsoft.com/office/word/2018/wordml" xmlns:w16du="http://schemas.microsoft.com/office/word/2023/wordml/word16du" xmlns:w16sdtdh="http://schemas.microsoft.com/office/word/2020/wordml/sdtdatahash" xmlns:w16sdtfl="http://schemas.microsoft.com/office/word/2024/wordml/sdtformatlock" xmlns:w16se="http://schemas.microsoft.com/office/word/2015/wordml/symex" xmlns:wpg="http://schemas.microsoft.com/office/word/2010/wordprocessingGroup" xmlns:wpi="http://schemas.microsoft.com/office/word/2010/wordprocessingInk" xmlns:wne="http://schemas.microsoft.com/office/word/2006/wordml" xmlns:wps="http://schemas.microsoft.com/office/word/2010/wordprocessingShape" mc:Ignorable="w14 w15 w16se w16cid w16 w16cex w16sdtdh w16sdtfl w16du wp14">
+  <w:footnote w:type="separator" w:id="-1">
+    <w:p>
+      <w:pPr>
+        <w:spacing w:after="0" w:line="240" w:lineRule="auto"/>
+      </w:pPr>
+      <w:r>
+        <w:separator/>
+      </w:r>
+    </w:p>
+  </w:footnote>
+  <w:footnote w:type="continuationSeparator" w:id="0">
+    <w:p>
+      <w:pPr>
+        <w:spacing w:after="0" w:line="240" w:lineRule="auto"/>
+      </w:pPr>
+      <w:r>
+        <w:continuationSeparator/>
+      </w:r>
+    </w:p>
+  </w:footnote>
+</w:footnotes>
+</file>
+
+<file path=word/header1.xml><?xml version="1.0" encoding="utf-8"?>
+<w:hdr xmlns:wpc="http://schemas.microsoft.com/office/word/2010/wordprocessingCanvas" xmlns:cx="http://schemas.microsoft.com/office/drawing/2014/chartex" xmlns:cx1="http://schemas.microsoft.com/office/drawing/2015/9/8/chartex" xmlns:cx2="http://schemas.microsoft.com/office/drawing/2015/10/21/chartex" xmlns:cx3="http://schemas.microsoft.com/office/drawing/2016/5/9/chartex" xmlns:cx4="http://schemas.microsoft.com/office/drawing/2016/5/10/chartex" xmlns:cx5="http://schemas.microsoft.com/office/drawing/2016/5/11/chartex" xmlns:cx6="http://schemas.microsoft.com/office/drawing/2016/5/12/chartex" xmlns:cx7="http://schemas.microsoft.com/office/drawing/2016/5/13/chartex" xmlns:cx8="http://schemas.microsoft.com/office/drawing/2016/5/14/chartex" xmlns:mc="http://schemas.openxmlformats.org/markup-compatibility/2006" xmlns:aink="http://schemas.microsoft.com/office/drawing/2016/ink" xmlns:am3d="http://schemas.microsoft.com/office/drawing/2017/model3d" xmlns:o="urn:schemas-microsoft-com:office:office" xmlns:oel="http://schemas.microsoft.com/office/2019/extlst" xmlns:r="http://schemas.openxmlformats.org/officeDocument/2006/relationships" xmlns:m="http://schemas.openxmlformats.org/officeDocument/2006/math" xmlns:v="urn:schemas-microsoft-com:vml" xmlns:wp14="http://schemas.microsoft.com/office/word/2010/wordprocessingDrawing" xmlns:wp="http://schemas.openxmlformats.org/drawingml/2006/wordprocessingDrawing" xmlns:w10="urn:schemas-microsoft-com:office:word" xmlns:w="http://schemas.openxmlformats.org/wordprocessingml/2006/main" xmlns:w14="http://schemas.microsoft.com/office/word/2010/wordml" xmlns:w15="http://schemas.microsoft.com/office/word/2012/wordml" xmlns:w16cex="http://schemas.microsoft.com/office/word/2018/wordml/cex" xmlns:w16cid="http://schemas.microsoft.com/office/word/2016/wordml/cid" xmlns:w16="http://schemas.microsoft.com/office/word/2018/wordml" xmlns:w16du="http://schemas.microsoft.com/office/word/2023/wordml/word16du" xmlns:w16sdtdh="http://schemas.microsoft.com/office/word/2020/wordml/sdtdatahash" xmlns:w16sdtfl="http://schemas.microsoft.com/office/word/2024/wordml/sdtformatlock" xmlns:w16se="http://schemas.microsoft.com/office/word/2015/wordml/symex" xmlns:wpg="http://schemas.microsoft.com/office/word/2010/wordprocessingGroup" xmlns:wpi="http://schemas.microsoft.com/office/word/2010/wordprocessingInk" xmlns:wne="http://schemas.microsoft.com/office/word/2006/wordml" xmlns:wps="http://schemas.microsoft.com/office/word/2010/wordprocessingShape" mc:Ignorable="w14 w15 w16se w16cid w16 w16cex w16sdtdh w16sdtfl w16du wp14">
+  <w:p>
+    <w:pPr>
+      <w:pStyle w:val="Header"/>
+    </w:pPr>
+  </w:p>
+</w:hdr>
+</file>
+
+<file path=word/header2.xml><?xml version="1.0" encoding="utf-8"?>
+<w:hdr xmlns:wpc="http://schemas.microsoft.com/office/word/2010/wordprocessingCanvas" xmlns:cx="http://schemas.microsoft.com/office/drawing/2014/chartex" xmlns:cx1="http://schemas.microsoft.com/office/drawing/2015/9/8/chartex" xmlns:cx2="http://schemas.microsoft.com/office/drawing/2015/10/21/chartex" xmlns:cx3="http://schemas.microsoft.com/office/drawing/2016/5/9/chartex" xmlns:cx4="http://schemas.microsoft.com/office/drawing/2016/5/10/chartex" xmlns:cx5="http://schemas.microsoft.com/office/drawing/2016/5/11/chartex" xmlns:cx6="http://schemas.microsoft.com/office/drawing/2016/5/12/chartex" xmlns:cx7="http://schemas.microsoft.com/office/drawing/2016/5/13/chartex" xmlns:cx8="http://schemas.microsoft.com/office/drawing/2016/5/14/chartex" xmlns:mc="http://schemas.openxmlformats.org/markup-compatibility/2006" xmlns:aink="http://schemas.microsoft.com/office/drawing/2016/ink" xmlns:am3d="http://schemas.microsoft.com/office/drawing/2017/model3d" xmlns:o="urn:schemas-microsoft-com:office:office" xmlns:oel="http://schemas.microsoft.com/office/2019/extlst" xmlns:r="http://schemas.openxmlformats.org/officeDocument/2006/relationships" xmlns:m="http://schemas.openxmlformats.org/officeDocument/2006/math" xmlns:v="urn:schemas-microsoft-com:vml" xmlns:wp14="http://schemas.microsoft.com/office/word/2010/wordprocessingDrawing" xmlns:wp="http://schemas.openxmlformats.org/drawingml/2006/wordprocessingDrawing" xmlns:w10="urn:schemas-microsoft-com:office:word" xmlns:w="http://schemas.openxmlformats.org/wordprocessingml/2006/main" xmlns:w14="http://schemas.microsoft.com/office/word/2010/wordml" xmlns:w15="http://schemas.microsoft.com/office/word/2012/wordml" xmlns:w16cex="http://schemas.microsoft.com/office/word/2018/wordml/cex" xmlns:w16cid="http://schemas.microsoft.com/office/word/2016/wordml/cid" xmlns:w16="http://schemas.microsoft.com/office/word/2018/wordml" xmlns:w16du="http://schemas.microsoft.com/office/word/2023/wordml/word16du" xmlns:w16sdtdh="http://schemas.microsoft.com/office/word/2020/wordml/sdtdatahash" xmlns:w16sdtfl="http://schemas.microsoft.com/office/word/2024/wordml/sdtformatlock" xmlns:w16se="http://schemas.microsoft.com/office/word/2015/wordml/symex" xmlns:wpg="http://schemas.microsoft.com/office/word/2010/wordprocessingGroup" xmlns:wpi="http://schemas.microsoft.com/office/word/2010/wordprocessingInk" xmlns:wne="http://schemas.microsoft.com/office/word/2006/wordml" xmlns:wps="http://schemas.microsoft.com/office/word/2010/wordprocessingShape" mc:Ignorable="w14 w15 w16se w16cid w16 w16cex w16sdtdh w16sdtfl w16du wp14">
+  <w:p>
+    <w:pPr>
+      <w:pStyle w:val="Header"/>
+    </w:pPr>
+  </w:p>
+</w:hdr>
+</file>
+
+<file path=word/header3.xml><?xml version="1.0" encoding="utf-8"?>
+<w:hdr xmlns:wpc="http://schemas.microsoft.com/office/word/2010/wordprocessingCanvas" xmlns:cx="http://schemas.microsoft.com/office/drawing/2014/chartex" xmlns:cx1="http://schemas.microsoft.com/office/drawing/2015/9/8/chartex" xmlns:cx2="http://schemas.microsoft.com/office/drawing/2015/10/21/chartex" xmlns:cx3="http://schemas.microsoft.com/office/drawing/2016/5/9/chartex" xmlns:cx4="http://schemas.microsoft.com/office/drawing/2016/5/10/chartex" xmlns:cx5="http://schemas.microsoft.com/office/drawing/2016/5/11/chartex" xmlns:cx6="http://schemas.microsoft.com/office/drawing/2016/5/12/chartex" xmlns:cx7="http://schemas.microsoft.com/office/drawing/2016/5/13/chartex" xmlns:cx8="http://schemas.microsoft.com/office/drawing/2016/5/14/chartex" xmlns:mc="http://schemas.openxmlformats.org/markup-compatibility/2006" xmlns:aink="http://schemas.microsoft.com/office/drawing/2016/ink" xmlns:am3d="http://schemas.microsoft.com/office/drawing/2017/model3d" xmlns:o="urn:schemas-microsoft-com:office:office" xmlns:oel="http://schemas.microsoft.com/office/2019/extlst" xmlns:r="http://schemas.openxmlformats.org/officeDocument/2006/relationships" xmlns:m="http://schemas.openxmlformats.org/officeDocument/2006/math" xmlns:v="urn:schemas-microsoft-com:vml" xmlns:wp14="http://schemas.microsoft.com/office/word/2010/wordprocessingDrawing" xmlns:wp="http://schemas.openxmlformats.org/drawingml/2006/wordprocessingDrawing" xmlns:w10="urn:schemas-microsoft-com:office:word" xmlns:w="http://schemas.openxmlformats.org/wordprocessingml/2006/main" xmlns:w14="http://schemas.microsoft.com/office/word/2010/wordml" xmlns:w15="http://schemas.microsoft.com/office/word/2012/wordml" xmlns:w16cex="http://schemas.microsoft.com/office/word/2018/wordml/cex" xmlns:w16cid="http://schemas.microsoft.com/office/word/2016/wordml/cid" xmlns:w16="http://schemas.microsoft.com/office/word/2018/wordml" xmlns:w16du="http://schemas.microsoft.com/office/word/2023/wordml/word16du" xmlns:w16sdtdh="http://schemas.microsoft.com/office/word/2020/wordml/sdtdatahash" xmlns:w16sdtfl="http://schemas.microsoft.com/office/word/2024/wordml/sdtformatlock" xmlns:w16se="http://schemas.microsoft.com/office/word/2015/wordml/symex" xmlns:wpg="http://schemas.microsoft.com/office/word/2010/wordprocessingGroup" xmlns:wpi="http://schemas.microsoft.com/office/word/2010/wordprocessingInk" xmlns:wne="http://schemas.microsoft.com/office/word/2006/wordml" xmlns:wps="http://schemas.microsoft.com/office/word/2010/wordprocessingShape" mc:Ignorable="w14 w15 w16se w16cid w16 w16cex w16sdtdh w16sdtfl w16du wp14">
+  <w:p>
+    <w:pPr>
+      <w:pStyle w:val="Header"/>
+    </w:pPr>
+  </w:p>
+</w:hdr>
 </file>
 
 <file path=word/styles.xml><?xml version="1.0" encoding="utf-8"?>
@@ -9273,6 +9413,7 @@
   <w:style w:type="character" w:default="1" w:styleId="DefaultParagraphFont">
     <w:name w:val="Default Paragraph Font"/>
     <w:uiPriority w:val="1"/>
+    <w:semiHidden/>
     <w:unhideWhenUsed/>
   </w:style>
   <w:style w:type="table" w:default="1" w:styleId="TableNormal">
@@ -9892,6 +10033,50 @@
       </w:tcPr>
     </w:tblStylePr>
   </w:style>
+  <w:style w:type="paragraph" w:styleId="Header">
+    <w:name w:val="header"/>
+    <w:basedOn w:val="Normal"/>
+    <w:link w:val="HeaderChar"/>
+    <w:uiPriority w:val="99"/>
+    <w:unhideWhenUsed/>
+    <w:rsid w:val="00AF5181"/>
+    <w:pPr>
+      <w:tabs>
+        <w:tab w:val="center" w:pos="4680"/>
+        <w:tab w:val="right" w:pos="9360"/>
+      </w:tabs>
+      <w:spacing w:after="0" w:line="240" w:lineRule="auto"/>
+    </w:pPr>
+  </w:style>
+  <w:style w:type="character" w:customStyle="1" w:styleId="HeaderChar">
+    <w:name w:val="Header Char"/>
+    <w:basedOn w:val="DefaultParagraphFont"/>
+    <w:link w:val="Header"/>
+    <w:uiPriority w:val="99"/>
+    <w:rsid w:val="00AF5181"/>
+  </w:style>
+  <w:style w:type="paragraph" w:styleId="Footer">
+    <w:name w:val="footer"/>
+    <w:basedOn w:val="Normal"/>
+    <w:link w:val="FooterChar"/>
+    <w:uiPriority w:val="99"/>
+    <w:unhideWhenUsed/>
+    <w:rsid w:val="00AF5181"/>
+    <w:pPr>
+      <w:tabs>
+        <w:tab w:val="center" w:pos="4680"/>
+        <w:tab w:val="right" w:pos="9360"/>
+      </w:tabs>
+      <w:spacing w:after="0" w:line="240" w:lineRule="auto"/>
+    </w:pPr>
+  </w:style>
+  <w:style w:type="character" w:customStyle="1" w:styleId="FooterChar">
+    <w:name w:val="Footer Char"/>
+    <w:basedOn w:val="DefaultParagraphFont"/>
+    <w:link w:val="Footer"/>
+    <w:uiPriority w:val="99"/>
+    <w:rsid w:val="00AF5181"/>
+  </w:style>
 </w:styles>
 </file>
 
@@ -10067,4 +10252,26 @@
   <a:objectDefaults/>
   <a:extraClrSchemeLst/>
 </a:theme>
+</file>
+
+<file path=word/webextensions/taskpanes.xml><?xml version="1.0" encoding="utf-8"?>
+<wetp:taskpanes xmlns:wetp="http://schemas.microsoft.com/office/webextensions/taskpanes/2010/11">
+  <wetp:taskpane dockstate="right" visibility="0" width="525" row="2">
+    <wetp:webextensionref xmlns:r="http://schemas.openxmlformats.org/officeDocument/2006/relationships" r:id="rId1"/>
+  </wetp:taskpane>
+</wetp:taskpanes>
+</file>
+
+<file path=word/webextensions/webextension1.xml><?xml version="1.0" encoding="utf-8"?>
+<we:webextension xmlns:we="http://schemas.microsoft.com/office/webextensions/webextension/2010/11" id="{71C39404-45CD-479F-9F04-92C627A8EBC7}">
+  <we:reference id="WA200010453" version="1.0.0.1" store="Omex" storeType="OMEX"/>
+  <we:alternateReferences>
+    <we:reference id="WA200010453" version="1.0.0.1" store="WA200010453" storeType="OMEX"/>
+  </we:alternateReferences>
+  <we:properties>
+    <we:property name="claude.fileId" value="&quot;952a49af-42be-4166-a5ce-35b17b16c38b&quot;"/>
+  </we:properties>
+  <we:bindings/>
+  <we:snapshot xmlns:r="http://schemas.openxmlformats.org/officeDocument/2006/relationships"/>
+</we:webextension>
 </file>